--- a/content/Bios/John_DeSiato.docx
+++ b/content/Bios/John_DeSiato.docx
@@ -1,205 +1,8 @@
 
 <file path=word/document.xml><?xml version="1.0" encoding="utf-8"?>
-<w:document xmlns:w14="http://schemas.microsoft.com/office/word/2010/wordml" xmlns:wp14="http://schemas.microsoft.com/office/word/2010/wordprocessingDrawing" xmlns:w="http://schemas.openxmlformats.org/wordprocessingml/2006/main" xmlns:m="http://schemas.openxmlformats.org/officeDocument/2006/math" xmlns:r="http://schemas.openxmlformats.org/officeDocument/2006/relationships" xmlns:o="urn:schemas-microsoft-com:office:office" xmlns:v="urn:schemas-microsoft-com:vml" xmlns:w10="urn:schemas-microsoft-com:office:word" xmlns:a="http://schemas.openxmlformats.org/drawingml/2006/main" xmlns:pic="http://schemas.openxmlformats.org/drawingml/2006/picture" xmlns:wp="http://schemas.openxmlformats.org/drawingml/2006/wordprocessingDrawing" xmlns:mc="http://schemas.openxmlformats.org/markup-compatibility/2006" mc:Ignorable="w14 wp14">
+<w:document xmlns:ns1="http://schemas.openxmlformats.org/markup-compatibility/2006" xmlns:ns2="http://schemas.microsoft.com/office/word/2010/wordml" xmlns:w="http://schemas.openxmlformats.org/wordprocessingml/2006/main" ns1:Ignorable="w14 wp14">
   <w:body>
-    <w:p xmlns:wp14="http://schemas.microsoft.com/office/word/2010/wordml" wp14:textId="77777777">
-      <w:pPr>
-        <w:pStyle w:val="FirstParagraph"/>
-      </w:pPr>
-      <w:r>
-        <w:rPr/>
-        <w:t xml:space="preserve">Hall of Fame Inductee John </w:t>
-      </w:r>
-      <w:r>
-        <w:rPr/>
-        <w:t>DeSiato</w:t>
-      </w:r>
-      <w:r>
-        <w:rPr/>
-        <w:t xml:space="preserve"> – Denver</w:t>
-      </w:r>
-      <w:r>
-        <w:rPr/>
-        <w:t xml:space="preserve"> </w:t>
-      </w:r>
-      <w:r>
-        <w:rPr/>
-        <w:t xml:space="preserve">Still a fixture in Aurora, John </w:t>
-      </w:r>
-      <w:r>
-        <w:rPr/>
-        <w:t>DeSiato</w:t>
-      </w:r>
-      <w:r>
-        <w:rPr/>
-        <w:t xml:space="preserve"> made his mark by coaching some of the best high school players in</w:t>
-      </w:r>
-      <w:r>
-        <w:rPr/>
-        <w:t xml:space="preserve"> </w:t>
-      </w:r>
-      <w:r>
-        <w:rPr/>
-        <w:t>Colorado history.</w:t>
-      </w:r>
-      <w:r>
-        <w:rPr/>
-        <w:t xml:space="preserve"> </w:t>
-      </w:r>
-      <w:r>
-        <w:rPr/>
-        <w:t>John, who still works as the manager of Aurora Public Schools Stadium, started out at Hinkley in 1969 as</w:t>
-      </w:r>
-      <w:r>
-        <w:rPr/>
-        <w:t xml:space="preserve"> </w:t>
-      </w:r>
-      <w:r>
-        <w:rPr/>
-        <w:t xml:space="preserve">an assistant coach under Terry </w:t>
-      </w:r>
-      <w:r>
-        <w:rPr/>
-        <w:t>Schiessler</w:t>
-      </w:r>
-      <w:r>
-        <w:rPr/>
-        <w:t>, whom he knew from their time together playing at the</w:t>
-      </w:r>
-      <w:r>
-        <w:rPr/>
-        <w:t xml:space="preserve"> </w:t>
-      </w:r>
-      <w:r>
-        <w:rPr/>
-        <w:t>University of Denver. John took over in the early ’70s and guided the team to Centennial League titles in</w:t>
-      </w:r>
-      <w:r>
-        <w:rPr/>
-        <w:t xml:space="preserve"> </w:t>
-      </w:r>
-      <w:r>
-        <w:rPr/>
-        <w:t xml:space="preserve">1972, 1973 (when the Thunderbirds lost in the </w:t>
-      </w:r>
-      <w:r>
-        <w:rPr/>
-        <w:t>semifinals, but</w:t>
-      </w:r>
-      <w:r>
-        <w:rPr/>
-        <w:t xml:space="preserve"> placed third) and 1975.</w:t>
-      </w:r>
-      <w:r>
-        <w:rPr/>
-        <w:t xml:space="preserve"> </w:t>
-      </w:r>
-      <w:r>
-        <w:rPr/>
-        <w:t>The championship breakthrough came in 1979, when a team loaded with juniors who had played</w:t>
-      </w:r>
-      <w:r>
-        <w:rPr/>
-        <w:t xml:space="preserve"> </w:t>
-      </w:r>
-      <w:r>
-        <w:rPr/>
-        <w:t xml:space="preserve">together the </w:t>
-      </w:r>
-      <w:r>
-        <w:rPr/>
-        <w:t>previous</w:t>
-      </w:r>
-      <w:r>
-        <w:rPr/>
-        <w:t xml:space="preserve"> season, finally put it together with Brian Fisher at the forefront.</w:t>
-      </w:r>
-      <w:r>
-        <w:rPr/>
-        <w:t xml:space="preserve"> </w:t>
-      </w:r>
-      <w:r>
-        <w:rPr/>
-        <w:t>In 11 seasons at Hinkley, John compiled a 140-71-1 record. He coached in the annual Denver Post</w:t>
-      </w:r>
-      <w:r>
-        <w:rPr/>
-        <w:t xml:space="preserve"> </w:t>
-      </w:r>
-      <w:r>
-        <w:rPr/>
-        <w:t>Suburban vs. Denver all-star game in 1972, 1973 and 1975.</w:t>
-      </w:r>
-      <w:r>
-        <w:rPr/>
-        <w:t xml:space="preserve"> </w:t>
-      </w:r>
-      <w:r>
-        <w:rPr/>
-        <w:t>He was selected District 7 Coach of the Year in 1979 by the American Association of College Baseball</w:t>
-      </w:r>
-      <w:r>
-        <w:rPr/>
-        <w:t xml:space="preserve"> </w:t>
-      </w:r>
-      <w:r>
-        <w:rPr/>
-        <w:t>Coaches.</w:t>
-      </w:r>
-      <w:r>
-        <w:rPr/>
-        <w:t xml:space="preserve"> </w:t>
-      </w:r>
-      <w:r>
-        <w:rPr/>
-        <w:t>John went on to coach the likes of future major leaguers Brian Holman and Danny Jackson.</w:t>
-      </w:r>
-      <w:r>
-        <w:rPr/>
-        <w:t xml:space="preserve"> </w:t>
-      </w:r>
-      <w:r>
-        <w:rPr/>
-        <w:t>He was born in Denver and played baseball at Denver North High School and the University of Denver.</w:t>
-      </w:r>
-      <w:r>
-        <w:rPr/>
-        <w:t xml:space="preserve"> </w:t>
-      </w:r>
-      <w:r>
-        <w:rPr/>
-        <w:t>John is married to Roseann, has two daughters and one son.</w:t>
-      </w:r>
-    </w:p>
-    <w:p>
-      <w:pPr>
-        <w:pStyle w:val="BodyText"/>
-      </w:pPr>
-    </w:p>
-    <w:p>
-      <w:pPr>
-        <w:pStyle w:val="Title"/>
-        <w:rPr>
-          <w:noProof w:val="0"/>
-          <w:lang w:val="en-US"/>
-        </w:rPr>
-      </w:pPr>
-      <w:r>
-        <w:rPr>
-          <w:noProof w:val="0"/>
-          <w:lang w:val="en-US"/>
-        </w:rPr>
-        <w:t xml:space="preserve">Revised Biography: John </w:t>
-      </w:r>
-      <w:r>
-        <w:rPr>
-          <w:noProof w:val="0"/>
-          <w:lang w:val="en-US"/>
-        </w:rPr>
-        <w:t>DeSiato</w:t>
-      </w:r>
-    </w:p>
-    <w:p>
+    <w:p ns2:paraId="7F01379F" ns2:textId="2E1BD8CC">
       <w:pPr>
         <w:pStyle w:val="Subtitle"/>
         <w:rPr/>
@@ -212,7 +15,7 @@
         <w:t>Hall of Fame Inductee – Denver</w:t>
       </w:r>
     </w:p>
-    <w:p>
+    <w:p ns2:paraId="0FC023E5" ns2:textId="6B0B7865">
       <w:pPr>
         <w:spacing w:before="0" w:beforeAutospacing="off" w:after="0" w:afterAutospacing="off" w:line="300" w:lineRule="auto"/>
         <w:rPr>
@@ -354,7 +157,7 @@
         <w:t xml:space="preserve"> before beginning a coaching career that would leave a lasting impact on the game.</w:t>
       </w:r>
     </w:p>
-    <w:p>
+    <w:p ns2:paraId="45B6F5B0" ns2:textId="6F2C15C4">
       <w:pPr>
         <w:spacing w:before="0" w:beforeAutospacing="off" w:after="0" w:afterAutospacing="off" w:line="300" w:lineRule="auto"/>
         <w:rPr>
@@ -468,7 +271,7 @@
         <w:t xml:space="preserve"> titles in 1972, 1973, and 1975. His 1973 squad reached the semifinal and finished third, while his 1979 team—driven by a strong junior class and standout Brian Fisher—secured the long-awaited championship breakthrough.</w:t>
       </w:r>
     </w:p>
-    <w:p>
+    <w:p ns2:paraId="27CCAD54" ns2:textId="74EE0F0F">
       <w:pPr>
         <w:spacing w:before="0" w:beforeAutospacing="off" w:after="0" w:afterAutospacing="off" w:line="300" w:lineRule="auto"/>
         <w:rPr>
@@ -582,7 +385,7 @@
         <w:t>. His coaching career later included guiding future major leaguers Brian Holman and Danny Jackson.</w:t>
       </w:r>
     </w:p>
-    <w:p>
+    <w:p ns2:paraId="5F3B7AF1" ns2:textId="1E42C5A3">
       <w:pPr>
         <w:spacing w:before="0" w:beforeAutospacing="off" w:after="0" w:afterAutospacing="off" w:line="300" w:lineRule="auto"/>
         <w:rPr>
@@ -696,7 +499,7 @@
         <w:t xml:space="preserve"> parents of two daughters and one son.</w:t>
       </w:r>
     </w:p>
-    <w:p>
+    <w:p ns2:paraId="0A1C958B" ns2:textId="79527B74">
       <w:pPr>
         <w:pStyle w:val="BodyText"/>
       </w:pPr>
